--- a/Assignment_11/Assignment_11_final.docx
+++ b/Assignment_11/Assignment_11_final.docx
@@ -2613,33 +2613,7 @@
           <w:szCs w:val="26"/>
           <w:lang w:val="en-IN"/>
         </w:rPr>
-        <w:t>"Factorial = %</w:t>
-      </w:r>
-      <w:proofErr w:type="spellStart"/>
-      <w:r>
-        <w:rPr>
-          <w:rFonts w:ascii="Courier New" w:eastAsiaTheme="majorEastAsia" w:hAnsi="Courier New" w:cstheme="majorBidi"/>
-          <w:b/>
-          <w:bCs/>
-          <w:color w:val="4F81BD" w:themeColor="accent1"/>
-          <w:sz w:val="21"/>
-          <w:szCs w:val="26"/>
-          <w:lang w:val="en-IN"/>
-        </w:rPr>
-        <w:t>lld</w:t>
-      </w:r>
-      <w:proofErr w:type="spellEnd"/>
-      <w:r>
-        <w:rPr>
-          <w:rFonts w:ascii="Courier New" w:eastAsiaTheme="majorEastAsia" w:hAnsi="Courier New" w:cstheme="majorBidi"/>
-          <w:b/>
-          <w:bCs/>
-          <w:color w:val="4F81BD" w:themeColor="accent1"/>
-          <w:sz w:val="21"/>
-          <w:szCs w:val="26"/>
-          <w:lang w:val="en-IN"/>
-        </w:rPr>
-        <w:t>\n", fact);</w:t>
+        <w:t>"Factorial = %lld\n", fact);</w:t>
       </w:r>
     </w:p>
     <w:p>
@@ -3005,33 +2979,7 @@
           <w:szCs w:val="26"/>
           <w:lang w:val="en-IN"/>
         </w:rPr>
-        <w:t xml:space="preserve">"%d ", </w:t>
-      </w:r>
-      <w:proofErr w:type="spellStart"/>
-      <w:r>
-        <w:rPr>
-          <w:rFonts w:ascii="Courier New" w:eastAsiaTheme="majorEastAsia" w:hAnsi="Courier New" w:cstheme="majorBidi"/>
-          <w:b/>
-          <w:bCs/>
-          <w:color w:val="4F81BD" w:themeColor="accent1"/>
-          <w:sz w:val="21"/>
-          <w:szCs w:val="26"/>
-          <w:lang w:val="en-IN"/>
-        </w:rPr>
-        <w:t>i</w:t>
-      </w:r>
-      <w:proofErr w:type="spellEnd"/>
-      <w:r>
-        <w:rPr>
-          <w:rFonts w:ascii="Courier New" w:eastAsiaTheme="majorEastAsia" w:hAnsi="Courier New" w:cstheme="majorBidi"/>
-          <w:b/>
-          <w:bCs/>
-          <w:color w:val="4F81BD" w:themeColor="accent1"/>
-          <w:sz w:val="21"/>
-          <w:szCs w:val="26"/>
-          <w:lang w:val="en-IN"/>
-        </w:rPr>
-        <w:t>);</w:t>
+        <w:t>"%d ", i);</w:t>
       </w:r>
     </w:p>
     <w:p>
@@ -3563,25 +3511,63 @@
     <w:p/>
     <w:p>
       <w:pPr>
-        <w:pStyle w:val="Heading2"/>
-      </w:pPr>
-      <w:r>
-        <w:t>FAQs:</w:t>
-      </w:r>
+        <w:rPr>
+          <w:rFonts w:asciiTheme="majorHAnsi" w:eastAsiaTheme="majorEastAsia" w:hAnsiTheme="majorHAnsi" w:cstheme="majorBidi"/>
+          <w:b/>
+          <w:bCs/>
+          <w:color w:val="4F81BD" w:themeColor="accent1"/>
+          <w:sz w:val="26"/>
+          <w:szCs w:val="26"/>
+        </w:rPr>
+      </w:pPr>
     </w:p>
     <w:p>
       <w:pPr>
-        <w:pStyle w:val="ListParagraph"/>
+        <w:rPr>
+          <w:rFonts w:asciiTheme="majorHAnsi" w:eastAsiaTheme="majorEastAsia" w:hAnsiTheme="majorHAnsi" w:cstheme="majorBidi"/>
+          <w:b/>
+          <w:bCs/>
+          <w:color w:val="4F81BD" w:themeColor="accent1"/>
+          <w:sz w:val="26"/>
+          <w:szCs w:val="26"/>
+        </w:rPr>
+      </w:pPr>
+      <w:r>
+        <w:rPr>
+          <w:rFonts w:asciiTheme="majorHAnsi" w:eastAsiaTheme="majorEastAsia" w:hAnsiTheme="majorHAnsi" w:cstheme="majorBidi"/>
+          <w:b/>
+          <w:bCs/>
+          <w:color w:val="4F81BD" w:themeColor="accent1"/>
+          <w:sz w:val="26"/>
+          <w:szCs w:val="26"/>
+        </w:rPr>
+        <w:t>FAQs:</w:t>
+      </w:r>
+    </w:p>
+    <w:p>
+      <w:pPr>
         <w:numPr>
           <w:ilvl w:val="0"/>
-          <w:numId w:val="11"/>
+          <w:numId w:val="13"/>
         </w:numPr>
         <w:rPr>
-          <w:lang w:val="en-IN"/>
-        </w:rPr>
-      </w:pPr>
-      <w:r>
-        <w:rPr>
+          <w:rFonts w:asciiTheme="majorHAnsi" w:eastAsiaTheme="majorEastAsia" w:hAnsiTheme="majorHAnsi" w:cstheme="majorBidi"/>
+          <w:b/>
+          <w:bCs/>
+          <w:color w:val="4F81BD" w:themeColor="accent1"/>
+          <w:sz w:val="26"/>
+          <w:szCs w:val="26"/>
+          <w:lang w:val="en-IN"/>
+        </w:rPr>
+      </w:pPr>
+      <w:r>
+        <w:rPr>
+          <w:rFonts w:asciiTheme="majorHAnsi" w:eastAsiaTheme="majorEastAsia" w:hAnsiTheme="majorHAnsi" w:cstheme="majorBidi"/>
+          <w:b/>
+          <w:bCs/>
+          <w:color w:val="4F81BD" w:themeColor="accent1"/>
+          <w:sz w:val="26"/>
+          <w:szCs w:val="26"/>
           <w:lang w:val="en-IN"/>
         </w:rPr>
         <w:t>Why is checking divisibility only up to n/2 sufficient in prime number verification, and how can this be optimized further?</w:t>
@@ -3589,230 +3575,203 @@
     </w:p>
     <w:p>
       <w:pPr>
-        <w:pStyle w:val="ListParagraph"/>
         <w:numPr>
           <w:ilvl w:val="0"/>
-          <w:numId w:val="11"/>
+          <w:numId w:val="13"/>
         </w:numPr>
         <w:rPr>
-          <w:lang w:val="en-IN"/>
-        </w:rPr>
-      </w:pPr>
-      <w:r>
-        <w:t>Why is checking divisibility only up to n/2 sufficient in prime number verification, and how can this be optimized further is an important programming concept because it supports clear problem solving, structured logic, and correct implementation. Understanding it helps in writing programs that are easier to develop, test, and maintain.</w:t>
+          <w:rFonts w:asciiTheme="majorHAnsi" w:eastAsiaTheme="majorEastAsia" w:hAnsiTheme="majorHAnsi" w:cstheme="majorBidi"/>
+          <w:b/>
+          <w:bCs/>
+          <w:color w:val="4F81BD" w:themeColor="accent1"/>
+          <w:sz w:val="26"/>
+          <w:szCs w:val="26"/>
+          <w:lang w:val="en-IN"/>
+        </w:rPr>
+      </w:pPr>
+      <w:r>
+        <w:rPr>
+          <w:rFonts w:asciiTheme="majorHAnsi" w:eastAsiaTheme="majorEastAsia" w:hAnsiTheme="majorHAnsi" w:cstheme="majorBidi"/>
+          <w:b/>
+          <w:bCs/>
+          <w:color w:val="4F81BD" w:themeColor="accent1"/>
+          <w:sz w:val="26"/>
+          <w:szCs w:val="26"/>
+          <w:lang w:val="en-IN"/>
+        </w:rPr>
+        <w:lastRenderedPageBreak/>
+        <w:t>What are the limitations of using int data type for factorial calculation, and how can overflow be handled in C?</w:t>
       </w:r>
     </w:p>
     <w:p>
       <w:pPr>
-        <w:pStyle w:val="ListParagraph"/>
         <w:numPr>
           <w:ilvl w:val="0"/>
-          <w:numId w:val="11"/>
+          <w:numId w:val="13"/>
         </w:numPr>
         <w:rPr>
-          <w:lang w:val="en-IN"/>
-        </w:rPr>
-      </w:pPr>
-      <w:r>
-        <w:rPr>
-          <w:lang w:val="en-IN"/>
-        </w:rPr>
-        <w:lastRenderedPageBreak/>
-        <w:t>What are the limitations of using int data type for factorial calculation, and how can overflow be handled in C?</w:t>
+          <w:rFonts w:asciiTheme="majorHAnsi" w:eastAsiaTheme="majorEastAsia" w:hAnsiTheme="majorHAnsi" w:cstheme="majorBidi"/>
+          <w:b/>
+          <w:bCs/>
+          <w:color w:val="4F81BD" w:themeColor="accent1"/>
+          <w:sz w:val="26"/>
+          <w:szCs w:val="26"/>
+          <w:lang w:val="en-IN"/>
+        </w:rPr>
+      </w:pPr>
+      <w:r>
+        <w:rPr>
+          <w:rFonts w:asciiTheme="majorHAnsi" w:eastAsiaTheme="majorEastAsia" w:hAnsiTheme="majorHAnsi" w:cstheme="majorBidi"/>
+          <w:b/>
+          <w:bCs/>
+          <w:color w:val="4F81BD" w:themeColor="accent1"/>
+          <w:sz w:val="26"/>
+          <w:szCs w:val="26"/>
+          <w:lang w:val="en-IN"/>
+        </w:rPr>
+        <w:t>How does the time complexity of prime factorization change with increasing input size?</w:t>
       </w:r>
     </w:p>
     <w:p>
       <w:pPr>
-        <w:pStyle w:val="ListParagraph"/>
         <w:numPr>
           <w:ilvl w:val="0"/>
-          <w:numId w:val="11"/>
+          <w:numId w:val="13"/>
         </w:numPr>
         <w:rPr>
-          <w:lang w:val="en-IN"/>
-        </w:rPr>
-      </w:pPr>
-      <w:r>
-        <w:t>A data type specifies the kind of value a variable can store, such as integer, float, character, or string. Choosing the correct data type improves program accuracy, memory usage, and reliability.</w:t>
+          <w:rFonts w:asciiTheme="majorHAnsi" w:eastAsiaTheme="majorEastAsia" w:hAnsiTheme="majorHAnsi" w:cstheme="majorBidi"/>
+          <w:b/>
+          <w:bCs/>
+          <w:color w:val="4F81BD" w:themeColor="accent1"/>
+          <w:sz w:val="26"/>
+          <w:szCs w:val="26"/>
+          <w:lang w:val="en-IN"/>
+        </w:rPr>
+      </w:pPr>
+      <w:r>
+        <w:rPr>
+          <w:rFonts w:asciiTheme="majorHAnsi" w:eastAsiaTheme="majorEastAsia" w:hAnsiTheme="majorHAnsi" w:cstheme="majorBidi"/>
+          <w:b/>
+          <w:bCs/>
+          <w:color w:val="4F81BD" w:themeColor="accent1"/>
+          <w:sz w:val="26"/>
+          <w:szCs w:val="26"/>
+          <w:lang w:val="en-IN"/>
+        </w:rPr>
+        <w:t xml:space="preserve">Why is the </w:t>
+      </w:r>
+      <w:proofErr w:type="spellStart"/>
+      <w:r>
+        <w:rPr>
+          <w:rFonts w:asciiTheme="majorHAnsi" w:eastAsiaTheme="majorEastAsia" w:hAnsiTheme="majorHAnsi" w:cstheme="majorBidi"/>
+          <w:b/>
+          <w:bCs/>
+          <w:color w:val="4F81BD" w:themeColor="accent1"/>
+          <w:sz w:val="26"/>
+          <w:szCs w:val="26"/>
+          <w:lang w:val="en-IN"/>
+        </w:rPr>
+        <w:t>math.h</w:t>
+      </w:r>
+      <w:proofErr w:type="spellEnd"/>
+      <w:r>
+        <w:rPr>
+          <w:rFonts w:asciiTheme="majorHAnsi" w:eastAsiaTheme="majorEastAsia" w:hAnsiTheme="majorHAnsi" w:cstheme="majorBidi"/>
+          <w:b/>
+          <w:bCs/>
+          <w:color w:val="4F81BD" w:themeColor="accent1"/>
+          <w:sz w:val="26"/>
+          <w:szCs w:val="26"/>
+          <w:lang w:val="en-IN"/>
+        </w:rPr>
+        <w:t xml:space="preserve"> library required for square root calculation, and what happens if it is not included?</w:t>
       </w:r>
     </w:p>
     <w:p>
       <w:pPr>
-        <w:pStyle w:val="ListParagraph"/>
         <w:numPr>
           <w:ilvl w:val="0"/>
-          <w:numId w:val="11"/>
+          <w:numId w:val="13"/>
         </w:numPr>
         <w:rPr>
-          <w:lang w:val="en-IN"/>
-        </w:rPr>
-      </w:pPr>
-      <w:r>
-        <w:rPr>
-          <w:lang w:val="en-IN"/>
-        </w:rPr>
-        <w:t>How does the time complexity of prime factorization change with increasing input size?</w:t>
+          <w:rFonts w:asciiTheme="majorHAnsi" w:eastAsiaTheme="majorEastAsia" w:hAnsiTheme="majorHAnsi" w:cstheme="majorBidi"/>
+          <w:b/>
+          <w:bCs/>
+          <w:color w:val="4F81BD" w:themeColor="accent1"/>
+          <w:sz w:val="26"/>
+          <w:szCs w:val="26"/>
+          <w:lang w:val="en-IN"/>
+        </w:rPr>
+      </w:pPr>
+      <w:r>
+        <w:rPr>
+          <w:rFonts w:asciiTheme="majorHAnsi" w:eastAsiaTheme="majorEastAsia" w:hAnsiTheme="majorHAnsi" w:cstheme="majorBidi"/>
+          <w:b/>
+          <w:bCs/>
+          <w:color w:val="4F81BD" w:themeColor="accent1"/>
+          <w:sz w:val="26"/>
+          <w:szCs w:val="26"/>
+          <w:lang w:val="en-IN"/>
+        </w:rPr>
+        <w:t>How would the program behaviour change if a negative number is entered for factorial or square root operations?</w:t>
       </w:r>
     </w:p>
     <w:p>
       <w:pPr>
-        <w:pStyle w:val="ListParagraph"/>
         <w:numPr>
           <w:ilvl w:val="0"/>
-          <w:numId w:val="11"/>
+          <w:numId w:val="13"/>
         </w:numPr>
         <w:rPr>
-          <w:lang w:val="en-IN"/>
-        </w:rPr>
-      </w:pPr>
-      <w:r>
-        <w:t>How does the time complexity of prime factorization change with increasing input size is an important programming concept because it supports clear problem solving, structured logic, and correct implementation. Understanding it helps in writing programs that are easier to develop, test, and maintain.</w:t>
+          <w:rFonts w:asciiTheme="majorHAnsi" w:eastAsiaTheme="majorEastAsia" w:hAnsiTheme="majorHAnsi" w:cstheme="majorBidi"/>
+          <w:b/>
+          <w:bCs/>
+          <w:color w:val="4F81BD" w:themeColor="accent1"/>
+          <w:sz w:val="26"/>
+          <w:szCs w:val="26"/>
+          <w:lang w:val="en-IN"/>
+        </w:rPr>
+      </w:pPr>
+      <w:r>
+        <w:rPr>
+          <w:rFonts w:asciiTheme="majorHAnsi" w:eastAsiaTheme="majorEastAsia" w:hAnsiTheme="majorHAnsi" w:cstheme="majorBidi"/>
+          <w:b/>
+          <w:bCs/>
+          <w:color w:val="4F81BD" w:themeColor="accent1"/>
+          <w:sz w:val="26"/>
+          <w:szCs w:val="26"/>
+          <w:lang w:val="en-IN"/>
+        </w:rPr>
+        <w:t>Explain the difference between checking a number for primality and generating prime factors of the same number.</w:t>
       </w:r>
     </w:p>
     <w:p>
       <w:pPr>
-        <w:pStyle w:val="ListParagraph"/>
         <w:numPr>
           <w:ilvl w:val="0"/>
-          <w:numId w:val="11"/>
+          <w:numId w:val="13"/>
         </w:numPr>
         <w:rPr>
-          <w:lang w:val="en-IN"/>
-        </w:rPr>
-      </w:pPr>
-      <w:r>
-        <w:rPr>
-          <w:lang w:val="en-IN"/>
-        </w:rPr>
-        <w:t xml:space="preserve">Why is the </w:t>
-      </w:r>
-      <w:proofErr w:type="spellStart"/>
-      <w:r>
-        <w:rPr>
-          <w:lang w:val="en-IN"/>
-        </w:rPr>
-        <w:t>math.h</w:t>
-      </w:r>
-      <w:proofErr w:type="spellEnd"/>
-      <w:r>
-        <w:rPr>
-          <w:lang w:val="en-IN"/>
-        </w:rPr>
-        <w:t xml:space="preserve"> library required for square root calculation, and what happens if it is not included?</w:t>
-      </w:r>
-    </w:p>
-    <w:p>
-      <w:pPr>
-        <w:pStyle w:val="ListParagraph"/>
-        <w:numPr>
-          <w:ilvl w:val="0"/>
-          <w:numId w:val="11"/>
-        </w:numPr>
-        <w:rPr>
-          <w:lang w:val="en-IN"/>
-        </w:rPr>
-      </w:pPr>
-      <w:r>
-        <w:t>Why is the math.h library required for square root calculation, and what happens if it is not included is an important programming concept because it supports clear problem solving, structured logic, and correct implementation. Understanding it helps in writing programs that are easier to develop, test, and maintain.</w:t>
-      </w:r>
-    </w:p>
-    <w:p>
-      <w:pPr>
-        <w:pStyle w:val="ListParagraph"/>
-        <w:numPr>
-          <w:ilvl w:val="0"/>
-          <w:numId w:val="11"/>
-        </w:numPr>
-        <w:rPr>
-          <w:lang w:val="en-IN"/>
-        </w:rPr>
-      </w:pPr>
-      <w:r>
-        <w:rPr>
-          <w:lang w:val="en-IN"/>
-        </w:rPr>
-        <w:t>How would the program behaviour change if a negative number is entered for factorial or square root operations?</w:t>
-      </w:r>
-    </w:p>
-    <w:p>
-      <w:pPr>
-        <w:pStyle w:val="ListParagraph"/>
-        <w:numPr>
-          <w:ilvl w:val="0"/>
-          <w:numId w:val="11"/>
-        </w:numPr>
-        <w:rPr>
-          <w:lang w:val="en-IN"/>
-        </w:rPr>
-      </w:pPr>
-      <w:r>
-        <w:t>How would the program behaviour change if a negative number is entered for factorial or square root operations is an important programming concept because it supports clear problem solving, structured logic, and correct implementation. Understanding it helps in writing programs that are easier to develop, test, and maintain.</w:t>
-      </w:r>
-    </w:p>
-    <w:p>
-      <w:pPr>
-        <w:pStyle w:val="ListParagraph"/>
-        <w:numPr>
-          <w:ilvl w:val="0"/>
-          <w:numId w:val="11"/>
-        </w:numPr>
-        <w:rPr>
-          <w:lang w:val="en-IN"/>
-        </w:rPr>
-      </w:pPr>
-      <w:r>
-        <w:rPr>
-          <w:lang w:val="en-IN"/>
-        </w:rPr>
-        <w:t>Explain the difference between checking a number for primality and generating prime factors of the same number.</w:t>
-      </w:r>
-    </w:p>
-    <w:p>
-      <w:pPr>
-        <w:pStyle w:val="ListParagraph"/>
-        <w:numPr>
-          <w:ilvl w:val="0"/>
-          <w:numId w:val="11"/>
-        </w:numPr>
-        <w:rPr>
-          <w:lang w:val="en-IN"/>
-        </w:rPr>
-      </w:pPr>
-      <w:r>
-        <w:t>Explain the difference between checking a number for primality and generating prime factors of the same number. is an important programming concept because it supports clear problem solving, structured logic, and correct implementation. Understanding it helps in writing programs that are easier to develop, test, and maintain.</w:t>
-      </w:r>
-    </w:p>
-    <w:p>
-      <w:pPr>
-        <w:pStyle w:val="ListParagraph"/>
-        <w:numPr>
-          <w:ilvl w:val="0"/>
-          <w:numId w:val="11"/>
-        </w:numPr>
-        <w:rPr>
-          <w:lang w:val="en-IN"/>
-        </w:rPr>
-      </w:pPr>
-      <w:r>
-        <w:rPr>
+          <w:rFonts w:asciiTheme="majorHAnsi" w:eastAsiaTheme="majorEastAsia" w:hAnsiTheme="majorHAnsi" w:cstheme="majorBidi"/>
+          <w:b/>
+          <w:bCs/>
+          <w:color w:val="4F81BD" w:themeColor="accent1"/>
+          <w:sz w:val="26"/>
+          <w:szCs w:val="26"/>
+          <w:lang w:val="en-IN"/>
+        </w:rPr>
+      </w:pPr>
+      <w:r>
+        <w:rPr>
+          <w:rFonts w:asciiTheme="majorHAnsi" w:eastAsiaTheme="majorEastAsia" w:hAnsiTheme="majorHAnsi" w:cstheme="majorBidi"/>
+          <w:b/>
+          <w:bCs/>
+          <w:color w:val="4F81BD" w:themeColor="accent1"/>
+          <w:sz w:val="26"/>
+          <w:szCs w:val="26"/>
           <w:lang w:val="en-IN"/>
         </w:rPr>
         <w:t>How can recursion be used to calculate factorial instead of loops, and what are its advantages and disadvantages?</w:t>
-      </w:r>
-    </w:p>
-    <w:p>
-      <w:pPr>
-        <w:pStyle w:val="ListParagraph"/>
-        <w:numPr>
-          <w:ilvl w:val="0"/>
-          <w:numId w:val="11"/>
-        </w:numPr>
-        <w:rPr>
-          <w:lang w:val="en-IN"/>
-        </w:rPr>
-      </w:pPr>
-      <w:r>
-        <w:t>How can recursion be used to calculate factorial instead of loops, and what are its advantages and disadvantages is an important programming concept because it supports clear problem solving, structured logic, and correct implementation. Understanding it helps in writing programs that are easier to develop, test, and maintain.</w:t>
       </w:r>
     </w:p>
     <w:p/>
@@ -4345,6 +4304,36 @@
   </w:num>
   <w:num w:numId="12" w16cid:durableId="1927113535">
     <w:abstractNumId w:val="10"/>
+  </w:num>
+  <w:num w:numId="13" w16cid:durableId="1509757691">
+    <w:abstractNumId w:val="11"/>
+    <w:lvlOverride w:ilvl="0">
+      <w:startOverride w:val="1"/>
+    </w:lvlOverride>
+    <w:lvlOverride w:ilvl="1">
+      <w:startOverride w:val="1"/>
+    </w:lvlOverride>
+    <w:lvlOverride w:ilvl="2">
+      <w:startOverride w:val="1"/>
+    </w:lvlOverride>
+    <w:lvlOverride w:ilvl="3">
+      <w:startOverride w:val="1"/>
+    </w:lvlOverride>
+    <w:lvlOverride w:ilvl="4">
+      <w:startOverride w:val="1"/>
+    </w:lvlOverride>
+    <w:lvlOverride w:ilvl="5">
+      <w:startOverride w:val="1"/>
+    </w:lvlOverride>
+    <w:lvlOverride w:ilvl="6">
+      <w:startOverride w:val="1"/>
+    </w:lvlOverride>
+    <w:lvlOverride w:ilvl="7">
+      <w:startOverride w:val="1"/>
+    </w:lvlOverride>
+    <w:lvlOverride w:ilvl="8">
+      <w:startOverride w:val="1"/>
+    </w:lvlOverride>
   </w:num>
 </w:numbering>
 </file>
